--- a/03_実績提出用_最終データ/最終提出用パッケージ/【写真挿入完了】【出張報告】No5_令和8年3月5_岡山県.docx
+++ b/03_実績提出用_最終データ/最終提出用パッケージ/【写真挿入完了】【出張報告】No5_令和8年3月5_岡山県.docx
@@ -62,7 +62,7 @@
           </w:tcPr>
           <w:p>
             <w:r>
-              <w:t>令和　　年　　月　　日</w:t>
+              <w:t>令和8年2月19日</w:t>
             </w:r>
           </w:p>
         </w:tc>
@@ -214,7 +214,7 @@
           </w:tcPr>
           <w:p>
             <w:r>
-              <w:t>令和　　年　　月　　日</w:t>
+              <w:t>令和8年3月6日</w:t>
             </w:r>
           </w:p>
         </w:tc>
@@ -328,19 +328,112 @@
           </w:tcPr>
           <w:p>
             <w:r>
-              <w:br/>
-              <w:br/>
-              <w:br/>
-              <w:br/>
-              <w:br/>
-              <w:br/>
-              <w:t>（ここに現地の写真を貼り付けてください）</w:t>
-              <w:br/>
-              <w:br/>
-              <w:br/>
-              <w:br/>
-              <w:br/>
-              <w:br/>
+              <w:drawing>
+                <wp:inline xmlns:a="http://schemas.openxmlformats.org/drawingml/2006/main" xmlns:pic="http://schemas.openxmlformats.org/drawingml/2006/picture">
+                  <wp:extent cx="2160000" cy="1620000"/>
+                  <wp:docPr id="1" name="Picture 1"/>
+                  <wp:cNvGraphicFramePr>
+                    <a:graphicFrameLocks noChangeAspect="1"/>
+                  </wp:cNvGraphicFramePr>
+                  <a:graphic>
+                    <a:graphicData uri="http://schemas.openxmlformats.org/drawingml/2006/picture">
+                      <pic:pic>
+                        <pic:nvPicPr>
+                          <pic:cNvPr id="0" name="c__Users_AMI_AppData_Roaming_Cursor_User_workspaceStorage_ffc38732dc462383d59fc363e9bc7891_images_IMG_1875-51b32168-4806-46fc-a17a-afa4e9439e01.png"/>
+                          <pic:cNvPicPr/>
+                        </pic:nvPicPr>
+                        <pic:blipFill>
+                          <a:blip r:embed="rId9"/>
+                          <a:stretch>
+                            <a:fillRect/>
+                          </a:stretch>
+                        </pic:blipFill>
+                        <pic:spPr>
+                          <a:xfrm>
+                            <a:off x="0" y="0"/>
+                            <a:ext cx="2160000" cy="1620000"/>
+                          </a:xfrm>
+                          <a:prstGeom prst="rect"/>
+                        </pic:spPr>
+                      </pic:pic>
+                    </a:graphicData>
+                  </a:graphic>
+                </wp:inline>
+              </w:drawing>
+            </w:r>
+            <w:r>
+              <w:t xml:space="preserve">  </w:t>
+            </w:r>
+            <w:r>
+              <w:drawing>
+                <wp:inline xmlns:a="http://schemas.openxmlformats.org/drawingml/2006/main" xmlns:pic="http://schemas.openxmlformats.org/drawingml/2006/picture">
+                  <wp:extent cx="2160000" cy="1620000"/>
+                  <wp:docPr id="2" name="Picture 2"/>
+                  <wp:cNvGraphicFramePr>
+                    <a:graphicFrameLocks noChangeAspect="1"/>
+                  </wp:cNvGraphicFramePr>
+                  <a:graphic>
+                    <a:graphicData uri="http://schemas.openxmlformats.org/drawingml/2006/picture">
+                      <pic:pic>
+                        <pic:nvPicPr>
+                          <pic:cNvPr id="0" name="c__Users_AMI_AppData_Roaming_Cursor_User_workspaceStorage_ffc38732dc462383d59fc363e9bc7891_images_IMG_1876-abd5be26-d9aa-4b03-9c06-1f9a5f189a87.png"/>
+                          <pic:cNvPicPr/>
+                        </pic:nvPicPr>
+                        <pic:blipFill>
+                          <a:blip r:embed="rId10"/>
+                          <a:stretch>
+                            <a:fillRect/>
+                          </a:stretch>
+                        </pic:blipFill>
+                        <pic:spPr>
+                          <a:xfrm>
+                            <a:off x="0" y="0"/>
+                            <a:ext cx="2160000" cy="1620000"/>
+                          </a:xfrm>
+                          <a:prstGeom prst="rect"/>
+                        </pic:spPr>
+                      </pic:pic>
+                    </a:graphicData>
+                  </a:graphic>
+                </wp:inline>
+              </w:drawing>
+            </w:r>
+            <w:r>
+              <w:t xml:space="preserve">  </w:t>
+            </w:r>
+            <w:r>
+              <w:drawing>
+                <wp:inline xmlns:a="http://schemas.openxmlformats.org/drawingml/2006/main" xmlns:pic="http://schemas.openxmlformats.org/drawingml/2006/picture">
+                  <wp:extent cx="2160000" cy="1620000"/>
+                  <wp:docPr id="3" name="Picture 3"/>
+                  <wp:cNvGraphicFramePr>
+                    <a:graphicFrameLocks noChangeAspect="1"/>
+                  </wp:cNvGraphicFramePr>
+                  <a:graphic>
+                    <a:graphicData uri="http://schemas.openxmlformats.org/drawingml/2006/picture">
+                      <pic:pic>
+                        <pic:nvPicPr>
+                          <pic:cNvPr id="0" name="c__Users_AMI_AppData_Roaming_Cursor_User_workspaceStorage_ffc38732dc462383d59fc363e9bc7891_images_IMG_1880-70fe4d5b-bbb0-444d-9a37-e214ae020fb4.png"/>
+                          <pic:cNvPicPr/>
+                        </pic:nvPicPr>
+                        <pic:blipFill>
+                          <a:blip r:embed="rId11"/>
+                          <a:stretch>
+                            <a:fillRect/>
+                          </a:stretch>
+                        </pic:blipFill>
+                        <pic:spPr>
+                          <a:xfrm>
+                            <a:off x="0" y="0"/>
+                            <a:ext cx="2160000" cy="1620000"/>
+                          </a:xfrm>
+                          <a:prstGeom prst="rect"/>
+                        </pic:spPr>
+                      </pic:pic>
+                    </a:graphicData>
+                  </a:graphic>
+                </wp:inline>
+              </w:drawing>
             </w:r>
           </w:p>
         </w:tc>
